--- a/05_Website_Angular/docs/Linaw-PH-Defense-Quick-Reference.docx
+++ b/05_Website_Angular/docs/Linaw-PH-Defense-Quick-Reference.docx
@@ -764,7 +764,7 @@
                 <w:sz w:val="16"/>
                 <w:szCs w:val="16"/>
               </w:rPr>
-              <w:t xml:space="preserve">30 matching-engine + 26 API integration = 56, all passing</w:t>
+              <w:t>209 across eight suites, all passing</w:t>
             </w:r>
           </w:p>
         </w:tc>

--- a/05_Website_Angular/docs/Linaw-PH-Defense-Quick-Reference.docx
+++ b/05_Website_Angular/docs/Linaw-PH-Defense-Quick-Reference.docx
@@ -3241,7 +3241,7 @@
           <w:sz w:val="19"/>
           <w:szCs w:val="19"/>
         </w:rPr>
-        <w:t>Three levels. 51 automated tests cover the matching engine, including a sweep of 500 randomly generated résumé-and-posting pairs proving the browser and the server compute identical scores. 52 more start the real server against a temporary database and drive it over HTTP to test access control and the application rules. Both run on every code change through continuous integration. On top of that is the ISO 25010 evaluation with 50 respondents.</w:t>
+        <w:t>Three levels. 59 automated tests cover the matching engine, including a sweep of 500 randomly generated résumé-and-posting pairs proving the browser and the server compute identical scores. 56 more start the real server against a temporary database and drive it over HTTP to test access control and the application rules. Both run on every code change through continuous integration. On top of that is the ISO 25010 evaluation with 50 respondents.</w:t>
       </w:r>
     </w:p>
     <w:p>

--- a/05_Website_Angular/docs/Linaw-PH-Defense-Quick-Reference.docx
+++ b/05_Website_Angular/docs/Linaw-PH-Defense-Quick-Reference.docx
@@ -644,7 +644,7 @@
                 <w:sz w:val="16"/>
                 <w:szCs w:val="16"/>
               </w:rPr>
-              <w:t xml:space="preserve">6 — submitted, review, shortlisted, hired, rejected, withdrawn</w:t>
+              <w:t>10 — applied, for scheduling, for initial interview, for testing, shortlisted, final interview &amp; selection, job offer, hired/onboarding, not selected, withdrawn</w:t>
             </w:r>
           </w:p>
         </w:tc>
@@ -764,7 +764,7 @@
                 <w:sz w:val="16"/>
                 <w:szCs w:val="16"/>
               </w:rPr>
-              <w:t>209 across eight suites, all passing</w:t>
+              <w:t>222 across ten suites, all passing</w:t>
             </w:r>
           </w:p>
         </w:tc>

--- a/05_Website_Angular/docs/Linaw-PH-Defense-Quick-Reference.docx
+++ b/05_Website_Angular/docs/Linaw-PH-Defense-Quick-Reference.docx
@@ -764,7 +764,7 @@
                 <w:sz w:val="16"/>
                 <w:szCs w:val="16"/>
               </w:rPr>
-              <w:t>222 across ten suites, all passing</w:t>
+              <w:t>228 across eleven suites, all passing</w:t>
             </w:r>
           </w:p>
         </w:tc>
